--- a/templates/Portuguese_certificate_Template.docx
+++ b/templates/Portuguese_certificate_Template.docx
@@ -272,7 +272,23 @@
           <w:sz w:val="36"/>
           <w:szCs w:val="36"/>
         </w:rPr>
-        <w:t xml:space="preserve">has successfully completed 6 hours of Portuguese language course and achieved good results. </w:t>
+        <w:t xml:space="preserve">has successfully completed </w:t>
+      </w:r>
+      <w:r>
+        <w:rPr>
+          <w:color w:val="262626"/>
+          <w:sz w:val="36"/>
+          <w:szCs w:val="36"/>
+        </w:rPr>
+        <w:t>{{PORTUGUESE_HOURS}}</w:t>
+      </w:r>
+      <w:r>
+        <w:rPr>
+          <w:color w:val="262626"/>
+          <w:sz w:val="36"/>
+          <w:szCs w:val="36"/>
+        </w:rPr>
+        <w:t xml:space="preserve"> hours of Portuguese language course and achieved good results. </w:t>
       </w:r>
     </w:p>
     <w:p>
@@ -326,16 +342,26 @@
           <w:sz w:val="28"/>
           <w:szCs w:val="28"/>
         </w:rPr>
-        <w:t>{{PROJECT_CODE}}</w:t>
-      </w:r>
+        <w:t>{{PROJECT_CODE</w:t>
+      </w:r>
+      <w:proofErr w:type="gramStart"/>
       <w:r>
         <w:rPr>
           <w:color w:val="222222"/>
           <w:sz w:val="28"/>
           <w:szCs w:val="28"/>
         </w:rPr>
+        <w:t>}}</w:t>
+      </w:r>
+      <w:r>
+        <w:rPr>
+          <w:color w:val="222222"/>
+          <w:sz w:val="28"/>
+          <w:szCs w:val="28"/>
+        </w:rPr>
         <w:t>S</w:t>
       </w:r>
+      <w:proofErr w:type="gramEnd"/>
     </w:p>
     <w:p>
       <w:pPr>
@@ -974,7 +1000,6 @@
   <w:style w:type="character" w:default="1" w:styleId="DefaultParagraphFont">
     <w:name w:val="Default Paragraph Font"/>
     <w:uiPriority w:val="1"/>
-    <w:semiHidden/>
     <w:unhideWhenUsed/>
   </w:style>
   <w:style w:type="table" w:default="1" w:styleId="TableNormal">
